--- a/LAB7/11_DH_CNPM1-Lab7-115008061-Nguyễn Tấn Kiệt.docx
+++ b/LAB7/11_DH_CNPM1-Lab7-115008061-Nguyễn Tấn Kiệt.docx
@@ -105,17 +105,14 @@
           <w:szCs w:val="32"/>
         </w:rPr>
       </w:pPr>
-      <w:r>
-        <w:rPr>
-          <w:rFonts w:ascii="Times New Roman" w:hAnsi="Times New Roman" w:cs="Times New Roman"/>
-          <w:sz w:val="32"/>
-          <w:szCs w:val="32"/>
-        </w:rPr>
+    </w:p>
+    <w:p>
+      <w:r>
         <w:drawing>
-          <wp:inline distT="0" distB="0" distL="0" distR="0" wp14:anchorId="549FFCA0" wp14:editId="0A63198B">
-            <wp:extent cx="5943600" cy="3100705"/>
-            <wp:effectExtent l="0" t="0" r="0" b="4445"/>
-            <wp:docPr id="962979738" name="Picture 1"/>
+          <wp:inline distT="0" distB="0" distL="0" distR="0" wp14:anchorId="59D8A3CE" wp14:editId="6BC17DD4">
+            <wp:extent cx="5943600" cy="3029585"/>
+            <wp:effectExtent l="0" t="0" r="0" b="0"/>
+            <wp:docPr id="1194395063" name="Picture 1"/>
             <wp:cNvGraphicFramePr>
               <a:graphicFrameLocks xmlns:a="http://schemas.openxmlformats.org/drawingml/2006/main" noChangeAspect="1"/>
             </wp:cNvGraphicFramePr>
@@ -123,7 +120,7 @@
               <a:graphicData uri="http://schemas.openxmlformats.org/drawingml/2006/picture">
                 <pic:pic xmlns:pic="http://schemas.openxmlformats.org/drawingml/2006/picture">
                   <pic:nvPicPr>
-                    <pic:cNvPr id="962979738" name=""/>
+                    <pic:cNvPr id="1194395063" name=""/>
                     <pic:cNvPicPr/>
                   </pic:nvPicPr>
                   <pic:blipFill>
@@ -135,7 +132,7 @@
                   <pic:spPr>
                     <a:xfrm>
                       <a:off x="0" y="0"/>
-                      <a:ext cx="5943600" cy="3100705"/>
+                      <a:ext cx="5943600" cy="3029585"/>
                     </a:xfrm>
                     <a:prstGeom prst="rect">
                       <a:avLst/>
@@ -148,7 +145,273 @@
         </w:drawing>
       </w:r>
     </w:p>
+    <w:p>
+      <w:r>
+        <w:drawing>
+          <wp:inline distT="0" distB="0" distL="0" distR="0" wp14:anchorId="7BD164C4" wp14:editId="35A51EAD">
+            <wp:extent cx="5943600" cy="3068955"/>
+            <wp:effectExtent l="0" t="0" r="0" b="0"/>
+            <wp:docPr id="664736415" name="Picture 1"/>
+            <wp:cNvGraphicFramePr>
+              <a:graphicFrameLocks xmlns:a="http://schemas.openxmlformats.org/drawingml/2006/main" noChangeAspect="1"/>
+            </wp:cNvGraphicFramePr>
+            <a:graphic xmlns:a="http://schemas.openxmlformats.org/drawingml/2006/main">
+              <a:graphicData uri="http://schemas.openxmlformats.org/drawingml/2006/picture">
+                <pic:pic xmlns:pic="http://schemas.openxmlformats.org/drawingml/2006/picture">
+                  <pic:nvPicPr>
+                    <pic:cNvPr id="664736415" name=""/>
+                    <pic:cNvPicPr/>
+                  </pic:nvPicPr>
+                  <pic:blipFill>
+                    <a:blip r:embed="rId6"/>
+                    <a:stretch>
+                      <a:fillRect/>
+                    </a:stretch>
+                  </pic:blipFill>
+                  <pic:spPr>
+                    <a:xfrm>
+                      <a:off x="0" y="0"/>
+                      <a:ext cx="5943600" cy="3068955"/>
+                    </a:xfrm>
+                    <a:prstGeom prst="rect">
+                      <a:avLst/>
+                    </a:prstGeom>
+                  </pic:spPr>
+                </pic:pic>
+              </a:graphicData>
+            </a:graphic>
+          </wp:inline>
+        </w:drawing>
+      </w:r>
+    </w:p>
     <w:p/>
+    <w:p>
+      <w:r>
+        <w:lastRenderedPageBreak/>
+        <w:drawing>
+          <wp:inline distT="0" distB="0" distL="0" distR="0" wp14:anchorId="7C61B73A" wp14:editId="2B47429C">
+            <wp:extent cx="5943600" cy="3366135"/>
+            <wp:effectExtent l="0" t="0" r="0" b="5715"/>
+            <wp:docPr id="773171184" name="Picture 1"/>
+            <wp:cNvGraphicFramePr>
+              <a:graphicFrameLocks xmlns:a="http://schemas.openxmlformats.org/drawingml/2006/main" noChangeAspect="1"/>
+            </wp:cNvGraphicFramePr>
+            <a:graphic xmlns:a="http://schemas.openxmlformats.org/drawingml/2006/main">
+              <a:graphicData uri="http://schemas.openxmlformats.org/drawingml/2006/picture">
+                <pic:pic xmlns:pic="http://schemas.openxmlformats.org/drawingml/2006/picture">
+                  <pic:nvPicPr>
+                    <pic:cNvPr id="773171184" name=""/>
+                    <pic:cNvPicPr/>
+                  </pic:nvPicPr>
+                  <pic:blipFill>
+                    <a:blip r:embed="rId7"/>
+                    <a:stretch>
+                      <a:fillRect/>
+                    </a:stretch>
+                  </pic:blipFill>
+                  <pic:spPr>
+                    <a:xfrm>
+                      <a:off x="0" y="0"/>
+                      <a:ext cx="5943600" cy="3366135"/>
+                    </a:xfrm>
+                    <a:prstGeom prst="rect">
+                      <a:avLst/>
+                    </a:prstGeom>
+                  </pic:spPr>
+                </pic:pic>
+              </a:graphicData>
+            </a:graphic>
+          </wp:inline>
+        </w:drawing>
+      </w:r>
+    </w:p>
+    <w:p/>
+    <w:p>
+      <w:pPr>
+        <w:rPr>
+          <w:rFonts w:ascii="Times New Roman" w:hAnsi="Times New Roman" w:cs="Times New Roman"/>
+          <w:sz w:val="32"/>
+          <w:szCs w:val="32"/>
+        </w:rPr>
+      </w:pPr>
+      <w:bookmarkStart w:id="2" w:name="_Toc243291937"/>
+      <w:r>
+        <w:rPr>
+          <w:rFonts w:ascii="Times New Roman" w:hAnsi="Times New Roman" w:cs="Times New Roman"/>
+          <w:sz w:val="32"/>
+          <w:szCs w:val="32"/>
+        </w:rPr>
+        <w:t>2. Luồng E2Guardian -&gt; Squid</w:t>
+      </w:r>
+      <w:bookmarkEnd w:id="2"/>
+    </w:p>
+    <w:p>
+      <w:pPr>
+        <w:rPr>
+          <w:rFonts w:ascii="Times New Roman" w:hAnsi="Times New Roman" w:cs="Times New Roman"/>
+          <w:sz w:val="32"/>
+          <w:szCs w:val="32"/>
+        </w:rPr>
+      </w:pPr>
+      <w:r>
+        <w:rPr>
+          <w:rFonts w:ascii="Times New Roman" w:hAnsi="Times New Roman" w:cs="Times New Roman"/>
+          <w:sz w:val="32"/>
+          <w:szCs w:val="32"/>
+        </w:rPr>
+        <w:t>Cấu hình Squid</w:t>
+      </w:r>
+    </w:p>
+    <w:p>
+      <w:r>
+        <w:drawing>
+          <wp:inline distT="0" distB="0" distL="0" distR="0" wp14:anchorId="7B7274D5" wp14:editId="40528FCB">
+            <wp:extent cx="5943600" cy="3054350"/>
+            <wp:effectExtent l="0" t="0" r="0" b="0"/>
+            <wp:docPr id="2115244100" name="Picture 1"/>
+            <wp:cNvGraphicFramePr>
+              <a:graphicFrameLocks xmlns:a="http://schemas.openxmlformats.org/drawingml/2006/main" noChangeAspect="1"/>
+            </wp:cNvGraphicFramePr>
+            <a:graphic xmlns:a="http://schemas.openxmlformats.org/drawingml/2006/main">
+              <a:graphicData uri="http://schemas.openxmlformats.org/drawingml/2006/picture">
+                <pic:pic xmlns:pic="http://schemas.openxmlformats.org/drawingml/2006/picture">
+                  <pic:nvPicPr>
+                    <pic:cNvPr id="2115244100" name=""/>
+                    <pic:cNvPicPr/>
+                  </pic:nvPicPr>
+                  <pic:blipFill>
+                    <a:blip r:embed="rId8"/>
+                    <a:stretch>
+                      <a:fillRect/>
+                    </a:stretch>
+                  </pic:blipFill>
+                  <pic:spPr>
+                    <a:xfrm>
+                      <a:off x="0" y="0"/>
+                      <a:ext cx="5943600" cy="3054350"/>
+                    </a:xfrm>
+                    <a:prstGeom prst="rect">
+                      <a:avLst/>
+                    </a:prstGeom>
+                  </pic:spPr>
+                </pic:pic>
+              </a:graphicData>
+            </a:graphic>
+          </wp:inline>
+        </w:drawing>
+      </w:r>
+    </w:p>
+    <w:p>
+      <w:r>
+        <w:br w:type="page"/>
+      </w:r>
+    </w:p>
+    <w:p>
+      <w:pPr>
+        <w:rPr>
+          <w:rFonts w:ascii="Times New Roman" w:hAnsi="Times New Roman" w:cs="Times New Roman"/>
+          <w:sz w:val="32"/>
+          <w:szCs w:val="32"/>
+        </w:rPr>
+      </w:pPr>
+      <w:r>
+        <w:rPr>
+          <w:rFonts w:ascii="Times New Roman" w:hAnsi="Times New Roman" w:cs="Times New Roman"/>
+          <w:sz w:val="32"/>
+          <w:szCs w:val="32"/>
+        </w:rPr>
+        <w:lastRenderedPageBreak/>
+        <w:t>Cấu hình E2Guardian</w:t>
+      </w:r>
+    </w:p>
+    <w:p>
+      <w:pPr>
+        <w:rPr>
+          <w:rFonts w:ascii="Times New Roman" w:hAnsi="Times New Roman" w:cs="Times New Roman"/>
+          <w:sz w:val="32"/>
+          <w:szCs w:val="32"/>
+        </w:rPr>
+      </w:pPr>
+      <w:r>
+        <w:rPr>
+          <w:rFonts w:ascii="Times New Roman" w:hAnsi="Times New Roman" w:cs="Times New Roman"/>
+          <w:sz w:val="32"/>
+          <w:szCs w:val="32"/>
+        </w:rPr>
+        <w:drawing>
+          <wp:inline distT="0" distB="0" distL="0" distR="0" wp14:anchorId="79597FAE" wp14:editId="7984204E">
+            <wp:extent cx="5311600" cy="2400508"/>
+            <wp:effectExtent l="0" t="0" r="3810" b="0"/>
+            <wp:docPr id="317495317" name="Picture 1"/>
+            <wp:cNvGraphicFramePr>
+              <a:graphicFrameLocks xmlns:a="http://schemas.openxmlformats.org/drawingml/2006/main" noChangeAspect="1"/>
+            </wp:cNvGraphicFramePr>
+            <a:graphic xmlns:a="http://schemas.openxmlformats.org/drawingml/2006/main">
+              <a:graphicData uri="http://schemas.openxmlformats.org/drawingml/2006/picture">
+                <pic:pic xmlns:pic="http://schemas.openxmlformats.org/drawingml/2006/picture">
+                  <pic:nvPicPr>
+                    <pic:cNvPr id="317495317" name=""/>
+                    <pic:cNvPicPr/>
+                  </pic:nvPicPr>
+                  <pic:blipFill>
+                    <a:blip r:embed="rId9"/>
+                    <a:stretch>
+                      <a:fillRect/>
+                    </a:stretch>
+                  </pic:blipFill>
+                  <pic:spPr>
+                    <a:xfrm>
+                      <a:off x="0" y="0"/>
+                      <a:ext cx="5311600" cy="2400508"/>
+                    </a:xfrm>
+                    <a:prstGeom prst="rect">
+                      <a:avLst/>
+                    </a:prstGeom>
+                  </pic:spPr>
+                </pic:pic>
+              </a:graphicData>
+            </a:graphic>
+          </wp:inline>
+        </w:drawing>
+      </w:r>
+    </w:p>
+    <w:p>
+      <w:pPr>
+        <w:rPr>
+          <w:rFonts w:ascii="Times New Roman" w:hAnsi="Times New Roman" w:cs="Times New Roman"/>
+          <w:sz w:val="32"/>
+          <w:szCs w:val="32"/>
+        </w:rPr>
+      </w:pPr>
+    </w:p>
+    <w:p>
+      <w:pPr>
+        <w:rPr>
+          <w:rFonts w:ascii="Times New Roman" w:hAnsi="Times New Roman" w:cs="Times New Roman"/>
+          <w:sz w:val="32"/>
+          <w:szCs w:val="32"/>
+        </w:rPr>
+      </w:pPr>
+      <w:bookmarkStart w:id="3" w:name="_Toc243291938"/>
+      <w:r>
+        <w:rPr>
+          <w:rFonts w:ascii="Times New Roman" w:hAnsi="Times New Roman" w:cs="Times New Roman"/>
+          <w:sz w:val="32"/>
+          <w:szCs w:val="32"/>
+        </w:rPr>
+        <w:t>3. Chuẩn bị website mô phỏng tại DMZ-WEB</w:t>
+      </w:r>
+      <w:bookmarkEnd w:id="3"/>
+    </w:p>
+    <w:p>
+      <w:pPr>
+        <w:rPr>
+          <w:rFonts w:ascii="Times New Roman" w:hAnsi="Times New Roman" w:cs="Times New Roman"/>
+          <w:sz w:val="32"/>
+          <w:szCs w:val="32"/>
+        </w:rPr>
+      </w:pPr>
+    </w:p>
     <w:sectPr>
       <w:pgSz w:w="12240" w:h="15840"/>
       <w:pgMar w:top="1440" w:right="1440" w:bottom="1440" w:left="1440" w:header="720" w:footer="720" w:gutter="0"/>
@@ -587,7 +850,6 @@
     <w:next w:val="Normal"/>
     <w:link w:val="Heading2Char"/>
     <w:uiPriority w:val="9"/>
-    <w:semiHidden/>
     <w:unhideWhenUsed/>
     <w:qFormat/>
     <w:rsid w:val="00385460"/>
@@ -633,7 +895,6 @@
     <w:next w:val="Normal"/>
     <w:link w:val="Heading4Char"/>
     <w:uiPriority w:val="9"/>
-    <w:semiHidden/>
     <w:unhideWhenUsed/>
     <w:qFormat/>
     <w:rsid w:val="00385460"/>
@@ -803,7 +1064,6 @@
     <w:basedOn w:val="DefaultParagraphFont"/>
     <w:link w:val="Heading2"/>
     <w:uiPriority w:val="9"/>
-    <w:semiHidden/>
     <w:rsid w:val="00385460"/>
     <w:rPr>
       <w:rFonts w:asciiTheme="majorHAnsi" w:eastAsiaTheme="majorEastAsia" w:hAnsiTheme="majorHAnsi" w:cstheme="majorBidi"/>
@@ -831,7 +1091,6 @@
     <w:basedOn w:val="DefaultParagraphFont"/>
     <w:link w:val="Heading4"/>
     <w:uiPriority w:val="9"/>
-    <w:semiHidden/>
     <w:rsid w:val="00385460"/>
     <w:rPr>
       <w:rFonts w:eastAsiaTheme="majorEastAsia" w:cstheme="majorBidi"/>
